--- a/templates/early_pregnancy.docx
+++ b/templates/early_pregnancy.docx
@@ -40,6 +40,7 @@
           </w:tcPr>
           <w:p>
             <w:pPr>
+              <w:keepNext/>
               <w:spacing w:before="20" w:after="20"/>
             </w:pPr>
             <w:r>
@@ -58,6 +59,7 @@
           </w:tcPr>
           <w:p>
             <w:pPr>
+              <w:keepNext/>
               <w:spacing w:before="20" w:after="20"/>
             </w:pPr>
             <w:r>
@@ -76,6 +78,7 @@
           </w:tcPr>
           <w:p>
             <w:pPr>
+              <w:keepNext/>
               <w:spacing w:before="20" w:after="20"/>
             </w:pPr>
             <w:r>
@@ -94,6 +97,7 @@
           </w:tcPr>
           <w:p>
             <w:pPr>
+              <w:keepNext/>
               <w:spacing w:before="20" w:after="20"/>
             </w:pPr>
             <w:r>
@@ -117,6 +121,7 @@
           </w:tcPr>
           <w:p>
             <w:pPr>
+              <w:keepNext/>
               <w:spacing w:before="20" w:after="20"/>
             </w:pPr>
             <w:r>
@@ -135,6 +140,7 @@
           </w:tcPr>
           <w:p>
             <w:pPr>
+              <w:keepNext/>
               <w:spacing w:before="20" w:after="20"/>
             </w:pPr>
             <w:r>
@@ -153,6 +159,7 @@
           </w:tcPr>
           <w:p>
             <w:pPr>
+              <w:keepNext/>
               <w:spacing w:before="20" w:after="20"/>
             </w:pPr>
             <w:r>
@@ -171,6 +178,7 @@
           </w:tcPr>
           <w:p>
             <w:pPr>
+              <w:keepNext/>
               <w:spacing w:before="20" w:after="20"/>
             </w:pPr>
             <w:r>
@@ -194,6 +202,7 @@
           </w:tcPr>
           <w:p>
             <w:pPr>
+              <w:keepNext/>
               <w:spacing w:before="20" w:after="20"/>
             </w:pPr>
             <w:r>
@@ -212,6 +221,7 @@
           </w:tcPr>
           <w:p>
             <w:pPr>
+              <w:keepNext/>
               <w:spacing w:before="20" w:after="20"/>
             </w:pPr>
             <w:r>
@@ -230,6 +240,7 @@
           </w:tcPr>
           <w:p>
             <w:pPr>
+              <w:keepNext/>
               <w:spacing w:before="20" w:after="20"/>
             </w:pPr>
             <w:r>
@@ -248,6 +259,7 @@
           </w:tcPr>
           <w:p>
             <w:pPr>
+              <w:keepNext/>
               <w:spacing w:before="20" w:after="20"/>
             </w:pPr>
             <w:r>
@@ -344,6 +356,7 @@
           </w:tcPr>
           <w:p>
             <w:pPr>
+              <w:keepNext/>
               <w:spacing w:before="20" w:after="20"/>
             </w:pPr>
             <w:r>
@@ -362,6 +375,7 @@
           </w:tcPr>
           <w:p>
             <w:pPr>
+              <w:keepNext/>
               <w:spacing w:before="20" w:after="20"/>
               <w:jc w:val="center"/>
             </w:pPr>
@@ -381,6 +395,7 @@
           </w:tcPr>
           <w:p>
             <w:pPr>
+              <w:keepNext/>
               <w:spacing w:before="20" w:after="20"/>
               <w:jc w:val="center"/>
             </w:pPr>
@@ -405,6 +420,7 @@
           </w:tcPr>
           <w:p>
             <w:pPr>
+              <w:keepNext/>
               <w:spacing w:before="20" w:after="20"/>
             </w:pPr>
             <w:r>
@@ -423,6 +439,7 @@
           </w:tcPr>
           <w:p>
             <w:pPr>
+              <w:keepNext/>
               <w:spacing w:before="20" w:after="20"/>
               <w:jc w:val="center"/>
             </w:pPr>
@@ -442,6 +459,7 @@
           </w:tcPr>
           <w:p>
             <w:pPr>
+              <w:keepNext/>
               <w:spacing w:before="20" w:after="20"/>
               <w:jc w:val="center"/>
             </w:pPr>
@@ -466,6 +484,7 @@
           </w:tcPr>
           <w:p>
             <w:pPr>
+              <w:keepNext/>
               <w:spacing w:before="20" w:after="20"/>
             </w:pPr>
             <w:r>
@@ -484,6 +503,7 @@
           </w:tcPr>
           <w:p>
             <w:pPr>
+              <w:keepNext/>
               <w:spacing w:before="20" w:after="20"/>
               <w:jc w:val="center"/>
             </w:pPr>
@@ -503,6 +523,7 @@
           </w:tcPr>
           <w:p>
             <w:pPr>
+              <w:keepNext/>
               <w:spacing w:before="20" w:after="20"/>
               <w:jc w:val="center"/>
             </w:pPr>
@@ -527,6 +548,7 @@
           </w:tcPr>
           <w:p>
             <w:pPr>
+              <w:keepNext/>
               <w:spacing w:before="20" w:after="20"/>
             </w:pPr>
             <w:r>
@@ -545,6 +567,7 @@
           </w:tcPr>
           <w:p>
             <w:pPr>
+              <w:keepNext/>
               <w:spacing w:before="20" w:after="20"/>
               <w:jc w:val="center"/>
             </w:pPr>
@@ -564,6 +587,7 @@
           </w:tcPr>
           <w:p>
             <w:pPr>
+              <w:keepNext/>
               <w:spacing w:before="20" w:after="20"/>
               <w:jc w:val="center"/>
             </w:pPr>
@@ -1031,7 +1055,7 @@
     <w:sectPr>
       <w:footerReference w:type="default" r:id="rId9"/>
       <w:pgSz w:w="11909" w:h="16834"/>
-      <w:pgMar w:top="2160" w:right="1080" w:bottom="1440" w:left="1080" w:header="720" w:footer="648" w:gutter="0"/>
+      <w:pgMar w:top="2160" w:right="1080" w:bottom="2664" w:left="1080" w:header="720" w:footer="2160" w:gutter="0"/>
       <w:cols w:space="720"/>
       <w:docGrid w:linePitch="360"/>
     </w:sectPr>

--- a/templates/early_pregnancy.docx
+++ b/templates/early_pregnancy.docx
@@ -27,7 +27,7 @@
         <w:gridCol w:w="1872"/>
         <w:gridCol w:w="3528"/>
         <w:gridCol w:w="1655"/>
-        <w:gridCol w:w="2692"/>
+        <w:gridCol w:w="3148"/>
       </w:tblGrid>
       <w:tr>
         <w:trPr>
@@ -92,7 +92,7 @@
         </w:tc>
         <w:tc>
           <w:tcPr>
-            <w:tcW w:type="dxa" w:w="2693"/>
+            <w:tcW w:type="dxa" w:w="3149"/>
             <w:vAlign w:val="center"/>
           </w:tcPr>
           <w:p>
@@ -173,7 +173,7 @@
         </w:tc>
         <w:tc>
           <w:tcPr>
-            <w:tcW w:type="dxa" w:w="2693"/>
+            <w:tcW w:type="dxa" w:w="3149"/>
             <w:vAlign w:val="center"/>
           </w:tcPr>
           <w:p>
@@ -254,7 +254,7 @@
         </w:tc>
         <w:tc>
           <w:tcPr>
-            <w:tcW w:type="dxa" w:w="2693"/>
+            <w:tcW w:type="dxa" w:w="3149"/>
             <w:vAlign w:val="center"/>
           </w:tcPr>
           <w:p>
@@ -296,7 +296,7 @@
         </w:tc>
         <w:tc>
           <w:tcPr>
-            <w:tcW w:type="dxa" w:w="7877"/>
+            <w:tcW w:type="dxa" w:w="8333"/>
             <w:gridSpan w:val="3"/>
             <w:vAlign w:val="center"/>
           </w:tcPr>
@@ -343,7 +343,7 @@
       <w:tblGrid>
         <w:gridCol w:w="3168"/>
         <w:gridCol w:w="3311"/>
-        <w:gridCol w:w="3268"/>
+        <w:gridCol w:w="3724"/>
       </w:tblGrid>
       <w:tr>
         <w:trPr>
@@ -390,7 +390,7 @@
         </w:tc>
         <w:tc>
           <w:tcPr>
-            <w:tcW w:type="dxa" w:w="3269"/>
+            <w:tcW w:type="dxa" w:w="3725"/>
             <w:vAlign w:val="center"/>
           </w:tcPr>
           <w:p>
@@ -454,7 +454,7 @@
         </w:tc>
         <w:tc>
           <w:tcPr>
-            <w:tcW w:type="dxa" w:w="3269"/>
+            <w:tcW w:type="dxa" w:w="3725"/>
             <w:vAlign w:val="center"/>
           </w:tcPr>
           <w:p>
@@ -518,7 +518,7 @@
         </w:tc>
         <w:tc>
           <w:tcPr>
-            <w:tcW w:type="dxa" w:w="3269"/>
+            <w:tcW w:type="dxa" w:w="3725"/>
             <w:vAlign w:val="center"/>
           </w:tcPr>
           <w:p>
@@ -582,7 +582,7 @@
         </w:tc>
         <w:tc>
           <w:tcPr>
-            <w:tcW w:type="dxa" w:w="3269"/>
+            <w:tcW w:type="dxa" w:w="3725"/>
             <w:vAlign w:val="center"/>
           </w:tcPr>
           <w:p>
@@ -644,7 +644,7 @@
         </w:tc>
         <w:tc>
           <w:tcPr>
-            <w:tcW w:type="dxa" w:w="3269"/>
+            <w:tcW w:type="dxa" w:w="3725"/>
             <w:vAlign w:val="center"/>
           </w:tcPr>
           <w:p>
@@ -689,7 +689,7 @@
       </w:tblPr>
       <w:tblGrid>
         <w:gridCol w:w="2520"/>
-        <w:gridCol w:w="7228"/>
+        <w:gridCol w:w="7684"/>
       </w:tblGrid>
       <w:tr>
         <w:trPr>
@@ -714,7 +714,7 @@
         </w:tc>
         <w:tc>
           <w:tcPr>
-            <w:tcW w:type="dxa" w:w="7229"/>
+            <w:tcW w:type="dxa" w:w="7685"/>
           </w:tcPr>
           <w:p>
             <w:pPr>
@@ -753,7 +753,7 @@
         </w:tc>
         <w:tc>
           <w:tcPr>
-            <w:tcW w:type="dxa" w:w="7229"/>
+            <w:tcW w:type="dxa" w:w="7685"/>
           </w:tcPr>
           <w:p>
             <w:pPr>
@@ -792,7 +792,7 @@
         </w:tc>
         <w:tc>
           <w:tcPr>
-            <w:tcW w:type="dxa" w:w="7229"/>
+            <w:tcW w:type="dxa" w:w="7685"/>
           </w:tcPr>
           <w:p>
             <w:pPr>
@@ -831,7 +831,7 @@
         </w:tc>
         <w:tc>
           <w:tcPr>
-            <w:tcW w:type="dxa" w:w="7229"/>
+            <w:tcW w:type="dxa" w:w="7685"/>
           </w:tcPr>
           <w:p>
             <w:pPr>
@@ -870,7 +870,7 @@
         </w:tc>
         <w:tc>
           <w:tcPr>
-            <w:tcW w:type="dxa" w:w="7229"/>
+            <w:tcW w:type="dxa" w:w="7685"/>
           </w:tcPr>
           <w:p>
             <w:pPr>
@@ -909,7 +909,7 @@
         </w:tc>
         <w:tc>
           <w:tcPr>
-            <w:tcW w:type="dxa" w:w="7229"/>
+            <w:tcW w:type="dxa" w:w="7685"/>
           </w:tcPr>
           <w:p>
             <w:pPr>
@@ -948,7 +948,7 @@
         </w:tc>
         <w:tc>
           <w:tcPr>
-            <w:tcW w:type="dxa" w:w="7229"/>
+            <w:tcW w:type="dxa" w:w="7685"/>
           </w:tcPr>
           <w:p>
             <w:pPr>
@@ -1054,8 +1054,8 @@
     </w:p>
     <w:sectPr>
       <w:footerReference w:type="default" r:id="rId9"/>
-      <w:pgSz w:w="11909" w:h="16834"/>
-      <w:pgMar w:top="2160" w:right="1080" w:bottom="2664" w:left="1080" w:header="720" w:footer="2160" w:gutter="0"/>
+      <w:pgSz w:w="11906" w:h="16838"/>
+      <w:pgMar w:top="1984" w:right="850" w:bottom="1814" w:left="850" w:header="720" w:footer="1474" w:gutter="0"/>
       <w:cols w:space="720"/>
       <w:docGrid w:linePitch="360"/>
     </w:sectPr>

--- a/templates/early_pregnancy.docx
+++ b/templates/early_pregnancy.docx
@@ -2,6 +2,7 @@
 <file path=word/document.xml><?xml version="1.0" encoding="utf-8"?>
 <w:document xmlns:wpc="http://schemas.microsoft.com/office/word/2010/wordprocessingCanvas" xmlns:mo="http://schemas.microsoft.com/office/mac/office/2008/main" xmlns:mc="http://schemas.openxmlformats.org/markup-compatibility/2006" xmlns:mv="urn:schemas-microsoft-com:mac:vml" xmlns:o="urn:schemas-microsoft-com:office:office" xmlns:r="http://schemas.openxmlformats.org/officeDocument/2006/relationships" xmlns:m="http://schemas.openxmlformats.org/officeDocument/2006/math" xmlns:v="urn:schemas-microsoft-com:vml" xmlns:wp14="http://schemas.microsoft.com/office/word/2010/wordprocessingDrawing" xmlns:wp="http://schemas.openxmlformats.org/drawingml/2006/wordprocessingDrawing" xmlns:w10="urn:schemas-microsoft-com:office:word" xmlns:w="http://schemas.openxmlformats.org/wordprocessingml/2006/main" xmlns:w14="http://schemas.microsoft.com/office/word/2010/wordml" xmlns:wpg="http://schemas.microsoft.com/office/word/2010/wordprocessingGroup" xmlns:wpi="http://schemas.microsoft.com/office/word/2010/wordprocessingInk" xmlns:wne="http://schemas.microsoft.com/office/word/2006/wordml" xmlns:wps="http://schemas.microsoft.com/office/word/2010/wordprocessingShape" mc:Ignorable="w14 wp14">
   <w:body>
+    <w:p/>
     <w:p>
       <w:pPr>
         <w:spacing w:after="160"/>
@@ -10,7 +11,7 @@
       <w:r>
         <w:rPr>
           <w:b/>
-          <w:sz w:val="28"/>
+          <w:sz w:val="30"/>
           <w:u w:val="single"/>
         </w:rPr>
         <w:t>EARLY PREGNANCY SCAN</w:t>
@@ -46,7 +47,7 @@
             <w:r>
               <w:rPr>
                 <w:b/>
-                <w:sz w:val="21"/>
+                <w:sz w:val="23"/>
               </w:rPr>
               <w:t>Patient Name</w:t>
             </w:r>
@@ -65,7 +66,7 @@
             <w:r>
               <w:rPr>
                 <w:b w:val="0"/>
-                <w:sz w:val="21"/>
+                <w:sz w:val="23"/>
               </w:rPr>
               <w:t>{{patient_name}}</w:t>
             </w:r>
@@ -84,7 +85,7 @@
             <w:r>
               <w:rPr>
                 <w:b/>
-                <w:sz w:val="21"/>
+                <w:sz w:val="23"/>
               </w:rPr>
               <w:t>Date</w:t>
             </w:r>
@@ -103,7 +104,7 @@
             <w:r>
               <w:rPr>
                 <w:b w:val="0"/>
-                <w:sz w:val="21"/>
+                <w:sz w:val="23"/>
               </w:rPr>
               <w:t>{{date}}</w:t>
             </w:r>
@@ -127,7 +128,7 @@
             <w:r>
               <w:rPr>
                 <w:b/>
-                <w:sz w:val="21"/>
+                <w:sz w:val="23"/>
               </w:rPr>
               <w:t>Age / Sex</w:t>
             </w:r>
@@ -146,7 +147,7 @@
             <w:r>
               <w:rPr>
                 <w:b w:val="0"/>
-                <w:sz w:val="21"/>
+                <w:sz w:val="23"/>
               </w:rPr>
               <w:t>{{age}} Y / F</w:t>
             </w:r>
@@ -165,7 +166,7 @@
             <w:r>
               <w:rPr>
                 <w:b/>
-                <w:sz w:val="21"/>
+                <w:sz w:val="23"/>
               </w:rPr>
               <w:t>Patient ID</w:t>
             </w:r>
@@ -184,7 +185,7 @@
             <w:r>
               <w:rPr>
                 <w:b w:val="0"/>
-                <w:sz w:val="21"/>
+                <w:sz w:val="23"/>
               </w:rPr>
               <w:t>{{patient_id}}</w:t>
             </w:r>
@@ -208,7 +209,7 @@
             <w:r>
               <w:rPr>
                 <w:b/>
-                <w:sz w:val="21"/>
+                <w:sz w:val="23"/>
               </w:rPr>
               <w:t>Referred by</w:t>
             </w:r>
@@ -227,7 +228,7 @@
             <w:r>
               <w:rPr>
                 <w:b w:val="0"/>
-                <w:sz w:val="21"/>
+                <w:sz w:val="23"/>
               </w:rPr>
               <w:t>{{ref_by}}</w:t>
             </w:r>
@@ -246,7 +247,7 @@
             <w:r>
               <w:rPr>
                 <w:b/>
-                <w:sz w:val="21"/>
+                <w:sz w:val="23"/>
               </w:rPr>
               <w:t>LMP</w:t>
             </w:r>
@@ -265,7 +266,7 @@
             <w:r>
               <w:rPr>
                 <w:b w:val="0"/>
-                <w:sz w:val="21"/>
+                <w:sz w:val="23"/>
               </w:rPr>
               <w:t>{{lmp}}</w:t>
             </w:r>
@@ -288,7 +289,7 @@
             <w:r>
               <w:rPr>
                 <w:b/>
-                <w:sz w:val="21"/>
+                <w:sz w:val="23"/>
               </w:rPr>
               <w:t>Clinical details</w:t>
             </w:r>
@@ -307,7 +308,7 @@
             <w:r>
               <w:rPr>
                 <w:b w:val="0"/>
-                <w:sz w:val="21"/>
+                <w:sz w:val="23"/>
               </w:rPr>
               <w:t>{{clinical_details}}</w:t>
             </w:r>
@@ -328,7 +329,7 @@
       <w:r>
         <w:rPr>
           <w:b/>
-          <w:sz w:val="22"/>
+          <w:sz w:val="26"/>
         </w:rPr>
         <w:t>MEASUREMENTS</w:t>
       </w:r>
@@ -362,7 +363,7 @@
             <w:r>
               <w:rPr>
                 <w:b/>
-                <w:sz w:val="21"/>
+                <w:sz w:val="23"/>
               </w:rPr>
               <w:t>Parameter</w:t>
             </w:r>
@@ -382,7 +383,7 @@
             <w:r>
               <w:rPr>
                 <w:b/>
-                <w:sz w:val="21"/>
+                <w:sz w:val="23"/>
               </w:rPr>
               <w:t>By scan</w:t>
             </w:r>
@@ -402,7 +403,7 @@
             <w:r>
               <w:rPr>
                 <w:b/>
-                <w:sz w:val="21"/>
+                <w:sz w:val="23"/>
               </w:rPr>
               <w:t>By LMP</w:t>
             </w:r>
@@ -426,7 +427,7 @@
             <w:r>
               <w:rPr>
                 <w:b/>
-                <w:sz w:val="21"/>
+                <w:sz w:val="23"/>
               </w:rPr>
               <w:t>CRL</w:t>
             </w:r>
@@ -446,7 +447,7 @@
             <w:r>
               <w:rPr>
                 <w:b w:val="0"/>
-                <w:sz w:val="21"/>
+                <w:sz w:val="23"/>
               </w:rPr>
               <w:t>{{crl}} cm</w:t>
             </w:r>
@@ -466,7 +467,7 @@
             <w:r>
               <w:rPr>
                 <w:b w:val="0"/>
-                <w:sz w:val="21"/>
+                <w:sz w:val="23"/>
               </w:rPr>
               <w:t>-</w:t>
             </w:r>
@@ -490,7 +491,7 @@
             <w:r>
               <w:rPr>
                 <w:b/>
-                <w:sz w:val="21"/>
+                <w:sz w:val="23"/>
               </w:rPr>
               <w:t>Gestational age</w:t>
             </w:r>
@@ -510,7 +511,7 @@
             <w:r>
               <w:rPr>
                 <w:b w:val="0"/>
-                <w:sz w:val="21"/>
+                <w:sz w:val="23"/>
               </w:rPr>
               <w:t>{{ga_scan_weeks}} weeks {{ga_scan_days}} days</w:t>
             </w:r>
@@ -530,7 +531,7 @@
             <w:r>
               <w:rPr>
                 <w:b w:val="0"/>
-                <w:sz w:val="21"/>
+                <w:sz w:val="23"/>
               </w:rPr>
               <w:t>{{ga_lmp_weeks}} weeks {{ga_lmp_days}} days</w:t>
             </w:r>
@@ -554,7 +555,7 @@
             <w:r>
               <w:rPr>
                 <w:b/>
-                <w:sz w:val="21"/>
+                <w:sz w:val="23"/>
               </w:rPr>
               <w:t>EDD</w:t>
             </w:r>
@@ -574,7 +575,7 @@
             <w:r>
               <w:rPr>
                 <w:b w:val="0"/>
-                <w:sz w:val="21"/>
+                <w:sz w:val="23"/>
               </w:rPr>
               <w:t>{{edd_scan}}</w:t>
             </w:r>
@@ -594,7 +595,7 @@
             <w:r>
               <w:rPr>
                 <w:b w:val="0"/>
-                <w:sz w:val="21"/>
+                <w:sz w:val="23"/>
               </w:rPr>
               <w:t>{{edd_lmp}}</w:t>
             </w:r>
@@ -617,7 +618,7 @@
             <w:r>
               <w:rPr>
                 <w:b/>
-                <w:sz w:val="21"/>
+                <w:sz w:val="23"/>
               </w:rPr>
               <w:t>Foetal heart rate</w:t>
             </w:r>
@@ -636,7 +637,7 @@
             <w:r>
               <w:rPr>
                 <w:b w:val="0"/>
-                <w:sz w:val="21"/>
+                <w:sz w:val="23"/>
               </w:rPr>
               <w:t>{{fhr}} BPM</w:t>
             </w:r>
@@ -655,7 +656,7 @@
             <w:r>
               <w:rPr>
                 <w:b w:val="0"/>
-                <w:sz w:val="21"/>
+                <w:sz w:val="23"/>
               </w:rPr>
               <w:t>-</w:t>
             </w:r>
@@ -676,7 +677,7 @@
       <w:r>
         <w:rPr>
           <w:b/>
-          <w:sz w:val="22"/>
+          <w:sz w:val="26"/>
         </w:rPr>
         <w:t>FINDINGS</w:t>
       </w:r>
@@ -706,7 +707,7 @@
             <w:r>
               <w:rPr>
                 <w:b/>
-                <w:sz w:val="22"/>
+                <w:sz w:val="26"/>
               </w:rPr>
               <w:t>Uterus:</w:t>
             </w:r>
@@ -723,7 +724,7 @@
             <w:r>
               <w:rPr>
                 <w:b w:val="0"/>
-                <w:sz w:val="22"/>
+                <w:sz w:val="26"/>
               </w:rPr>
               <w:t>Gravid uterus. No e/o focal lesions.</w:t>
             </w:r>
@@ -745,7 +746,7 @@
             <w:r>
               <w:rPr>
                 <w:b/>
-                <w:sz w:val="22"/>
+                <w:sz w:val="26"/>
               </w:rPr>
               <w:t>Gestational sac:</w:t>
             </w:r>
@@ -762,7 +763,7 @@
             <w:r>
               <w:rPr>
                 <w:b w:val="0"/>
-                <w:sz w:val="22"/>
+                <w:sz w:val="26"/>
               </w:rPr>
               <w:t>Seen.</w:t>
             </w:r>
@@ -784,7 +785,7 @@
             <w:r>
               <w:rPr>
                 <w:b/>
-                <w:sz w:val="22"/>
+                <w:sz w:val="26"/>
               </w:rPr>
               <w:t>Embryo:</w:t>
             </w:r>
@@ -801,7 +802,7 @@
             <w:r>
               <w:rPr>
                 <w:b w:val="0"/>
-                <w:sz w:val="22"/>
+                <w:sz w:val="26"/>
               </w:rPr>
               <w:t>Single in number.</w:t>
             </w:r>
@@ -823,7 +824,7 @@
             <w:r>
               <w:rPr>
                 <w:b/>
-                <w:sz w:val="22"/>
+                <w:sz w:val="26"/>
               </w:rPr>
               <w:t>Yolk sac:</w:t>
             </w:r>
@@ -840,7 +841,7 @@
             <w:r>
               <w:rPr>
                 <w:b w:val="0"/>
-                <w:sz w:val="22"/>
+                <w:sz w:val="26"/>
               </w:rPr>
               <w:t>Seen.</w:t>
             </w:r>
@@ -862,7 +863,7 @@
             <w:r>
               <w:rPr>
                 <w:b/>
-                <w:sz w:val="22"/>
+                <w:sz w:val="26"/>
               </w:rPr>
               <w:t>Cardiac activity:</w:t>
             </w:r>
@@ -879,7 +880,7 @@
             <w:r>
               <w:rPr>
                 <w:b w:val="0"/>
-                <w:sz w:val="22"/>
+                <w:sz w:val="26"/>
               </w:rPr>
               <w:t>Good ({{fhr}} BPM).</w:t>
             </w:r>
@@ -901,7 +902,7 @@
             <w:r>
               <w:rPr>
                 <w:b/>
-                <w:sz w:val="22"/>
+                <w:sz w:val="26"/>
               </w:rPr>
               <w:t>Cervix:</w:t>
             </w:r>
@@ -918,7 +919,7 @@
             <w:r>
               <w:rPr>
                 <w:b w:val="0"/>
-                <w:sz w:val="22"/>
+                <w:sz w:val="26"/>
               </w:rPr>
               <w:t>Length {{cervix_length}} cm. Internal os closed.</w:t>
             </w:r>
@@ -940,7 +941,7 @@
             <w:r>
               <w:rPr>
                 <w:b/>
-                <w:sz w:val="22"/>
+                <w:sz w:val="26"/>
               </w:rPr>
               <w:t>Ovaries &amp; adnexa:</w:t>
             </w:r>
@@ -957,7 +958,7 @@
             <w:r>
               <w:rPr>
                 <w:b w:val="0"/>
-                <w:sz w:val="22"/>
+                <w:sz w:val="26"/>
               </w:rPr>
               <w:t>Normal.</w:t>
             </w:r>
@@ -973,7 +974,7 @@
       <w:r>
         <w:rPr>
           <w:b/>
-          <w:sz w:val="22"/>
+          <w:sz w:val="26"/>
         </w:rPr>
         <w:t>IMPRESSION</w:t>
       </w:r>
@@ -1014,7 +1015,7 @@
       <w:r>
         <w:rPr>
           <w:b/>
-          <w:sz w:val="18"/>
+          <w:sz w:val="20"/>
         </w:rPr>
         <w:t>DECLARATION OF DOCTOR/PERSON CONDUCTING ULTRASONOGRAPHY / IMAGE SCANNING</w:t>
       </w:r>
@@ -1026,7 +1027,7 @@
       </w:pPr>
       <w:r>
         <w:rPr>
-          <w:sz w:val="18"/>
+          <w:sz w:val="20"/>
         </w:rPr>
         <w:t>I, {{doctor_name}}, declare that while conducting ultrasonography / image scanning on Mrs. {{patient_name}}, I have neither detected nor disclosed the sex of her foetus to anybody in any manner.</w:t>
       </w:r>
@@ -1072,28 +1073,28 @@
     </w:pPr>
     <w:r>
       <w:rPr>
-        <w:sz w:val="16"/>
+        <w:sz w:val="18"/>
       </w:rPr>
       <w:t xml:space="preserve">{{patient_name}}   |   Page </w:t>
     </w:r>
     <w:fldSimple w:instr="PAGE">
       <w:r>
         <w:rPr>
-          <w:sz w:val="16"/>
+          <w:sz w:val="18"/>
         </w:rPr>
         <w:t>1</w:t>
       </w:r>
     </w:fldSimple>
     <w:r>
       <w:rPr>
-        <w:sz w:val="16"/>
+        <w:sz w:val="18"/>
       </w:rPr>
       <w:t xml:space="preserve"> of </w:t>
     </w:r>
     <w:fldSimple w:instr="NUMPAGES">
       <w:r>
         <w:rPr>
-          <w:sz w:val="16"/>
+          <w:sz w:val="18"/>
         </w:rPr>
         <w:t>1</w:t>
       </w:r>
@@ -1470,7 +1471,7 @@
     </w:pPr>
     <w:rPr>
       <w:rFonts w:ascii="Calibri" w:hAnsi="Calibri" w:eastAsia="Calibri"/>
-      <w:sz w:val="22"/>
+      <w:sz w:val="26"/>
     </w:rPr>
   </w:style>
   <w:style w:type="paragraph" w:styleId="Header">
@@ -1510,7 +1511,7 @@
       <w:spacing w:after="0" w:line="240" w:lineRule="auto"/>
     </w:pPr>
     <w:rPr>
-      <w:sz w:val="16"/>
+      <w:sz w:val="18"/>
     </w:rPr>
   </w:style>
   <w:style w:type="character" w:customStyle="1" w:styleId="FooterChar">

--- a/templates/early_pregnancy.docx
+++ b/templates/early_pregnancy.docx
@@ -25,15 +25,53 @@
         <w:tblLook w:firstColumn="1" w:firstRow="1" w:lastColumn="0" w:lastRow="0" w:noHBand="0" w:noVBand="1" w:val="04A0"/>
       </w:tblPr>
       <w:tblGrid>
+        <w:gridCol w:w="2376"/>
+        <w:gridCol w:w="3311"/>
         <w:gridCol w:w="1872"/>
-        <w:gridCol w:w="3528"/>
-        <w:gridCol w:w="1655"/>
-        <w:gridCol w:w="3148"/>
+        <w:gridCol w:w="2644"/>
       </w:tblGrid>
       <w:tr>
         <w:trPr>
           <w:cantSplit/>
         </w:trPr>
+        <w:tc>
+          <w:tcPr>
+            <w:tcW w:type="dxa" w:w="2376"/>
+            <w:vAlign w:val="center"/>
+          </w:tcPr>
+          <w:p>
+            <w:pPr>
+              <w:keepNext/>
+              <w:spacing w:before="20" w:after="20"/>
+            </w:pPr>
+            <w:r>
+              <w:rPr>
+                <w:b/>
+                <w:sz w:val="28"/>
+              </w:rPr>
+              <w:t>Patient Name</w:t>
+            </w:r>
+          </w:p>
+        </w:tc>
+        <w:tc>
+          <w:tcPr>
+            <w:tcW w:type="dxa" w:w="3312"/>
+            <w:vAlign w:val="center"/>
+          </w:tcPr>
+          <w:p>
+            <w:pPr>
+              <w:keepNext/>
+              <w:spacing w:before="20" w:after="20"/>
+            </w:pPr>
+            <w:r>
+              <w:rPr>
+                <w:b w:val="0"/>
+                <w:sz w:val="28"/>
+              </w:rPr>
+              <w:t>{{patient_name}}</w:t>
+            </w:r>
+          </w:p>
+        </w:tc>
         <w:tc>
           <w:tcPr>
             <w:tcW w:type="dxa" w:w="1872"/>
@@ -47,15 +85,15 @@
             <w:r>
               <w:rPr>
                 <w:b/>
-                <w:sz w:val="23"/>
+                <w:sz w:val="28"/>
               </w:rPr>
-              <w:t>Patient Name</w:t>
+              <w:t>Date</w:t>
             </w:r>
           </w:p>
         </w:tc>
         <w:tc>
           <w:tcPr>
-            <w:tcW w:type="dxa" w:w="3528"/>
+            <w:tcW w:type="dxa" w:w="2645"/>
             <w:vAlign w:val="center"/>
           </w:tcPr>
           <w:p>
@@ -66,15 +104,20 @@
             <w:r>
               <w:rPr>
                 <w:b w:val="0"/>
-                <w:sz w:val="23"/>
+                <w:sz w:val="28"/>
               </w:rPr>
-              <w:t>{{patient_name}}</w:t>
+              <w:t>{{date}}</w:t>
             </w:r>
           </w:p>
         </w:tc>
+      </w:tr>
+      <w:tr>
+        <w:trPr>
+          <w:cantSplit/>
+        </w:trPr>
         <w:tc>
           <w:tcPr>
-            <w:tcW w:type="dxa" w:w="1656"/>
+            <w:tcW w:type="dxa" w:w="2376"/>
             <w:vAlign w:val="center"/>
           </w:tcPr>
           <w:p>
@@ -85,15 +128,15 @@
             <w:r>
               <w:rPr>
                 <w:b/>
-                <w:sz w:val="23"/>
+                <w:sz w:val="28"/>
               </w:rPr>
-              <w:t>Date</w:t>
+              <w:t>Age / Sex</w:t>
             </w:r>
           </w:p>
         </w:tc>
         <w:tc>
           <w:tcPr>
-            <w:tcW w:type="dxa" w:w="3149"/>
+            <w:tcW w:type="dxa" w:w="3312"/>
             <w:vAlign w:val="center"/>
           </w:tcPr>
           <w:p>
@@ -104,17 +147,12 @@
             <w:r>
               <w:rPr>
                 <w:b w:val="0"/>
-                <w:sz w:val="23"/>
+                <w:sz w:val="28"/>
               </w:rPr>
-              <w:t>{{date}}</w:t>
+              <w:t>{{age}} Y / F</w:t>
             </w:r>
           </w:p>
         </w:tc>
-      </w:tr>
-      <w:tr>
-        <w:trPr>
-          <w:cantSplit/>
-        </w:trPr>
         <w:tc>
           <w:tcPr>
             <w:tcW w:type="dxa" w:w="1872"/>
@@ -128,15 +166,15 @@
             <w:r>
               <w:rPr>
                 <w:b/>
-                <w:sz w:val="23"/>
+                <w:sz w:val="28"/>
               </w:rPr>
-              <w:t>Age / Sex</w:t>
+              <w:t>Patient ID</w:t>
             </w:r>
           </w:p>
         </w:tc>
         <w:tc>
           <w:tcPr>
-            <w:tcW w:type="dxa" w:w="3528"/>
+            <w:tcW w:type="dxa" w:w="2645"/>
             <w:vAlign w:val="center"/>
           </w:tcPr>
           <w:p>
@@ -147,15 +185,20 @@
             <w:r>
               <w:rPr>
                 <w:b w:val="0"/>
-                <w:sz w:val="23"/>
+                <w:sz w:val="28"/>
               </w:rPr>
-              <w:t>{{age}} Y / F</w:t>
+              <w:t>{{patient_id}}</w:t>
             </w:r>
           </w:p>
         </w:tc>
+      </w:tr>
+      <w:tr>
+        <w:trPr>
+          <w:cantSplit/>
+        </w:trPr>
         <w:tc>
           <w:tcPr>
-            <w:tcW w:type="dxa" w:w="1656"/>
+            <w:tcW w:type="dxa" w:w="2376"/>
             <w:vAlign w:val="center"/>
           </w:tcPr>
           <w:p>
@@ -166,15 +209,15 @@
             <w:r>
               <w:rPr>
                 <w:b/>
-                <w:sz w:val="23"/>
+                <w:sz w:val="28"/>
               </w:rPr>
-              <w:t>Patient ID</w:t>
+              <w:t>Referred by</w:t>
             </w:r>
           </w:p>
         </w:tc>
         <w:tc>
           <w:tcPr>
-            <w:tcW w:type="dxa" w:w="3149"/>
+            <w:tcW w:type="dxa" w:w="3312"/>
             <w:vAlign w:val="center"/>
           </w:tcPr>
           <w:p>
@@ -185,17 +228,12 @@
             <w:r>
               <w:rPr>
                 <w:b w:val="0"/>
-                <w:sz w:val="23"/>
+                <w:sz w:val="28"/>
               </w:rPr>
-              <w:t>{{patient_id}}</w:t>
+              <w:t>{{ref_by}}</w:t>
             </w:r>
           </w:p>
         </w:tc>
-      </w:tr>
-      <w:tr>
-        <w:trPr>
-          <w:cantSplit/>
-        </w:trPr>
         <w:tc>
           <w:tcPr>
             <w:tcW w:type="dxa" w:w="1872"/>
@@ -209,15 +247,15 @@
             <w:r>
               <w:rPr>
                 <w:b/>
-                <w:sz w:val="23"/>
+                <w:sz w:val="28"/>
               </w:rPr>
-              <w:t>Referred by</w:t>
+              <w:t>LMP</w:t>
             </w:r>
           </w:p>
         </w:tc>
         <w:tc>
           <w:tcPr>
-            <w:tcW w:type="dxa" w:w="3528"/>
+            <w:tcW w:type="dxa" w:w="2645"/>
             <w:vAlign w:val="center"/>
           </w:tcPr>
           <w:p>
@@ -228,45 +266,7 @@
             <w:r>
               <w:rPr>
                 <w:b w:val="0"/>
-                <w:sz w:val="23"/>
-              </w:rPr>
-              <w:t>{{ref_by}}</w:t>
-            </w:r>
-          </w:p>
-        </w:tc>
-        <w:tc>
-          <w:tcPr>
-            <w:tcW w:type="dxa" w:w="1656"/>
-            <w:vAlign w:val="center"/>
-          </w:tcPr>
-          <w:p>
-            <w:pPr>
-              <w:keepNext/>
-              <w:spacing w:before="20" w:after="20"/>
-            </w:pPr>
-            <w:r>
-              <w:rPr>
-                <w:b/>
-                <w:sz w:val="23"/>
-              </w:rPr>
-              <w:t>LMP</w:t>
-            </w:r>
-          </w:p>
-        </w:tc>
-        <w:tc>
-          <w:tcPr>
-            <w:tcW w:type="dxa" w:w="3149"/>
-            <w:vAlign w:val="center"/>
-          </w:tcPr>
-          <w:p>
-            <w:pPr>
-              <w:keepNext/>
-              <w:spacing w:before="20" w:after="20"/>
-            </w:pPr>
-            <w:r>
-              <w:rPr>
-                <w:b w:val="0"/>
-                <w:sz w:val="23"/>
+                <w:sz w:val="28"/>
               </w:rPr>
               <w:t>{{lmp}}</w:t>
             </w:r>
@@ -279,7 +279,7 @@
         </w:trPr>
         <w:tc>
           <w:tcPr>
-            <w:tcW w:type="dxa" w:w="1872"/>
+            <w:tcW w:type="dxa" w:w="2376"/>
             <w:vAlign w:val="center"/>
           </w:tcPr>
           <w:p>
@@ -289,7 +289,7 @@
             <w:r>
               <w:rPr>
                 <w:b/>
-                <w:sz w:val="23"/>
+                <w:sz w:val="28"/>
               </w:rPr>
               <w:t>Clinical details</w:t>
             </w:r>
@@ -297,7 +297,7 @@
         </w:tc>
         <w:tc>
           <w:tcPr>
-            <w:tcW w:type="dxa" w:w="8333"/>
+            <w:tcW w:type="dxa" w:w="7829"/>
             <w:gridSpan w:val="3"/>
             <w:vAlign w:val="center"/>
           </w:tcPr>
@@ -308,7 +308,7 @@
             <w:r>
               <w:rPr>
                 <w:b w:val="0"/>
-                <w:sz w:val="23"/>
+                <w:sz w:val="28"/>
               </w:rPr>
               <w:t>{{clinical_details}}</w:t>
             </w:r>
@@ -329,7 +329,7 @@
       <w:r>
         <w:rPr>
           <w:b/>
-          <w:sz w:val="26"/>
+          <w:sz w:val="28"/>
         </w:rPr>
         <w:t>MEASUREMENTS</w:t>
       </w:r>
@@ -363,7 +363,7 @@
             <w:r>
               <w:rPr>
                 <w:b/>
-                <w:sz w:val="23"/>
+                <w:sz w:val="28"/>
               </w:rPr>
               <w:t>Parameter</w:t>
             </w:r>
@@ -383,7 +383,7 @@
             <w:r>
               <w:rPr>
                 <w:b/>
-                <w:sz w:val="23"/>
+                <w:sz w:val="28"/>
               </w:rPr>
               <w:t>By scan</w:t>
             </w:r>
@@ -403,7 +403,7 @@
             <w:r>
               <w:rPr>
                 <w:b/>
-                <w:sz w:val="23"/>
+                <w:sz w:val="28"/>
               </w:rPr>
               <w:t>By LMP</w:t>
             </w:r>
@@ -427,7 +427,7 @@
             <w:r>
               <w:rPr>
                 <w:b/>
-                <w:sz w:val="23"/>
+                <w:sz w:val="28"/>
               </w:rPr>
               <w:t>CRL</w:t>
             </w:r>
@@ -447,7 +447,7 @@
             <w:r>
               <w:rPr>
                 <w:b w:val="0"/>
-                <w:sz w:val="23"/>
+                <w:sz w:val="28"/>
               </w:rPr>
               <w:t>{{crl}} cm</w:t>
             </w:r>
@@ -467,7 +467,7 @@
             <w:r>
               <w:rPr>
                 <w:b w:val="0"/>
-                <w:sz w:val="23"/>
+                <w:sz w:val="28"/>
               </w:rPr>
               <w:t>-</w:t>
             </w:r>
@@ -491,7 +491,7 @@
             <w:r>
               <w:rPr>
                 <w:b/>
-                <w:sz w:val="23"/>
+                <w:sz w:val="28"/>
               </w:rPr>
               <w:t>Gestational age</w:t>
             </w:r>
@@ -511,7 +511,7 @@
             <w:r>
               <w:rPr>
                 <w:b w:val="0"/>
-                <w:sz w:val="23"/>
+                <w:sz w:val="28"/>
               </w:rPr>
               <w:t>{{ga_scan_weeks}} weeks {{ga_scan_days}} days</w:t>
             </w:r>
@@ -531,7 +531,7 @@
             <w:r>
               <w:rPr>
                 <w:b w:val="0"/>
-                <w:sz w:val="23"/>
+                <w:sz w:val="28"/>
               </w:rPr>
               <w:t>{{ga_lmp_weeks}} weeks {{ga_lmp_days}} days</w:t>
             </w:r>
@@ -555,7 +555,7 @@
             <w:r>
               <w:rPr>
                 <w:b/>
-                <w:sz w:val="23"/>
+                <w:sz w:val="28"/>
               </w:rPr>
               <w:t>EDD</w:t>
             </w:r>
@@ -575,7 +575,7 @@
             <w:r>
               <w:rPr>
                 <w:b w:val="0"/>
-                <w:sz w:val="23"/>
+                <w:sz w:val="28"/>
               </w:rPr>
               <w:t>{{edd_scan}}</w:t>
             </w:r>
@@ -595,7 +595,7 @@
             <w:r>
               <w:rPr>
                 <w:b w:val="0"/>
-                <w:sz w:val="23"/>
+                <w:sz w:val="28"/>
               </w:rPr>
               <w:t>{{edd_lmp}}</w:t>
             </w:r>
@@ -618,7 +618,7 @@
             <w:r>
               <w:rPr>
                 <w:b/>
-                <w:sz w:val="23"/>
+                <w:sz w:val="28"/>
               </w:rPr>
               <w:t>Foetal heart rate</w:t>
             </w:r>
@@ -637,7 +637,7 @@
             <w:r>
               <w:rPr>
                 <w:b w:val="0"/>
-                <w:sz w:val="23"/>
+                <w:sz w:val="28"/>
               </w:rPr>
               <w:t>{{fhr}} BPM</w:t>
             </w:r>
@@ -656,7 +656,7 @@
             <w:r>
               <w:rPr>
                 <w:b w:val="0"/>
-                <w:sz w:val="23"/>
+                <w:sz w:val="28"/>
               </w:rPr>
               <w:t>-</w:t>
             </w:r>
@@ -677,7 +677,7 @@
       <w:r>
         <w:rPr>
           <w:b/>
-          <w:sz w:val="26"/>
+          <w:sz w:val="28"/>
         </w:rPr>
         <w:t>FINDINGS</w:t>
       </w:r>
@@ -707,7 +707,7 @@
             <w:r>
               <w:rPr>
                 <w:b/>
-                <w:sz w:val="26"/>
+                <w:sz w:val="28"/>
               </w:rPr>
               <w:t>Uterus:</w:t>
             </w:r>
@@ -724,7 +724,7 @@
             <w:r>
               <w:rPr>
                 <w:b w:val="0"/>
-                <w:sz w:val="26"/>
+                <w:sz w:val="28"/>
               </w:rPr>
               <w:t>Gravid uterus. No e/o focal lesions.</w:t>
             </w:r>
@@ -746,7 +746,7 @@
             <w:r>
               <w:rPr>
                 <w:b/>
-                <w:sz w:val="26"/>
+                <w:sz w:val="28"/>
               </w:rPr>
               <w:t>Gestational sac:</w:t>
             </w:r>
@@ -763,7 +763,7 @@
             <w:r>
               <w:rPr>
                 <w:b w:val="0"/>
-                <w:sz w:val="26"/>
+                <w:sz w:val="28"/>
               </w:rPr>
               <w:t>Seen.</w:t>
             </w:r>
@@ -785,7 +785,7 @@
             <w:r>
               <w:rPr>
                 <w:b/>
-                <w:sz w:val="26"/>
+                <w:sz w:val="28"/>
               </w:rPr>
               <w:t>Embryo:</w:t>
             </w:r>
@@ -802,7 +802,7 @@
             <w:r>
               <w:rPr>
                 <w:b w:val="0"/>
-                <w:sz w:val="26"/>
+                <w:sz w:val="28"/>
               </w:rPr>
               <w:t>Single in number.</w:t>
             </w:r>
@@ -824,7 +824,7 @@
             <w:r>
               <w:rPr>
                 <w:b/>
-                <w:sz w:val="26"/>
+                <w:sz w:val="28"/>
               </w:rPr>
               <w:t>Yolk sac:</w:t>
             </w:r>
@@ -841,7 +841,7 @@
             <w:r>
               <w:rPr>
                 <w:b w:val="0"/>
-                <w:sz w:val="26"/>
+                <w:sz w:val="28"/>
               </w:rPr>
               <w:t>Seen.</w:t>
             </w:r>
@@ -863,7 +863,7 @@
             <w:r>
               <w:rPr>
                 <w:b/>
-                <w:sz w:val="26"/>
+                <w:sz w:val="28"/>
               </w:rPr>
               <w:t>Cardiac activity:</w:t>
             </w:r>
@@ -880,7 +880,7 @@
             <w:r>
               <w:rPr>
                 <w:b w:val="0"/>
-                <w:sz w:val="26"/>
+                <w:sz w:val="28"/>
               </w:rPr>
               <w:t>Good ({{fhr}} BPM).</w:t>
             </w:r>
@@ -902,7 +902,7 @@
             <w:r>
               <w:rPr>
                 <w:b/>
-                <w:sz w:val="26"/>
+                <w:sz w:val="28"/>
               </w:rPr>
               <w:t>Cervix:</w:t>
             </w:r>
@@ -919,7 +919,7 @@
             <w:r>
               <w:rPr>
                 <w:b w:val="0"/>
-                <w:sz w:val="26"/>
+                <w:sz w:val="28"/>
               </w:rPr>
               <w:t>Length {{cervix_length}} cm. Internal os closed.</w:t>
             </w:r>
@@ -941,7 +941,7 @@
             <w:r>
               <w:rPr>
                 <w:b/>
-                <w:sz w:val="26"/>
+                <w:sz w:val="28"/>
               </w:rPr>
               <w:t>Ovaries &amp; adnexa:</w:t>
             </w:r>
@@ -958,7 +958,7 @@
             <w:r>
               <w:rPr>
                 <w:b w:val="0"/>
-                <w:sz w:val="26"/>
+                <w:sz w:val="28"/>
               </w:rPr>
               <w:t>Normal.</w:t>
             </w:r>
@@ -974,7 +974,7 @@
       <w:r>
         <w:rPr>
           <w:b/>
-          <w:sz w:val="26"/>
+          <w:sz w:val="28"/>
         </w:rPr>
         <w:t>IMPRESSION</w:t>
       </w:r>
@@ -1015,7 +1015,7 @@
       <w:r>
         <w:rPr>
           <w:b/>
-          <w:sz w:val="20"/>
+          <w:sz w:val="22"/>
         </w:rPr>
         <w:t>DECLARATION OF DOCTOR/PERSON CONDUCTING ULTRASONOGRAPHY / IMAGE SCANNING</w:t>
       </w:r>
@@ -1027,7 +1027,7 @@
       </w:pPr>
       <w:r>
         <w:rPr>
-          <w:sz w:val="20"/>
+          <w:sz w:val="22"/>
         </w:rPr>
         <w:t>I, {{doctor_name}}, declare that while conducting ultrasonography / image scanning on Mrs. {{patient_name}}, I have neither detected nor disclosed the sex of her foetus to anybody in any manner.</w:t>
       </w:r>
@@ -1471,7 +1471,7 @@
     </w:pPr>
     <w:rPr>
       <w:rFonts w:ascii="Calibri" w:hAnsi="Calibri" w:eastAsia="Calibri"/>
-      <w:sz w:val="26"/>
+      <w:sz w:val="28"/>
     </w:rPr>
   </w:style>
   <w:style w:type="paragraph" w:styleId="Header">
